--- a/zht/docx/100.content.docx
+++ b/zht/docx/100.content.docx
@@ -150,26 +150,6 @@
           <w:lang w:val="zh_TW" w:bidi="zh_TW"/>
         </w:rPr>
         <w:t>ying</w:t>
-      </w:r>
-      <w:r>
-        <w:rPr>
-          <w:lang w:val="zh_TW" w:bidi="zh_TW"/>
-        </w:rPr>
-      </w:r>
-    </w:p>
-    <w:p>
-      <w:pPr/>
-      <w:r>
-        <w:rPr>
-          <w:lang w:val="zh_TW" w:bidi="zh_TW"/>
-        </w:rPr>
-      </w:r>
-      <w:r>
-        <w:rPr>
-          <w:i/>
-          <w:lang w:val="zh_TW" w:bidi="zh_TW"/>
-        </w:rPr>
-        <w:t>應許之地</w:t>
       </w:r>
       <w:r>
         <w:rPr>

--- a/zht/docx/100.content.docx
+++ b/zht/docx/100.content.docx
@@ -19,7 +19,7 @@
         <w:rPr>
           <w:lang w:val="zh_TW" w:bidi="zh_TW"/>
         </w:rPr>
-        <w:t>Resource: Study Notes - Themes (Tyndale)</w:t>
+        <w:t>Resource: Tyndale Open Study Notes</w:t>
       </w:r>
       <w:r>
         <w:rPr>
@@ -112,7 +112,7 @@
         <w:rPr>
           <w:lang w:val="zh_TW" w:bidi="zh_TW"/>
         </w:rPr>
-        <w:t>Study Notes - Themes (Tyndale)</w:t>
+        <w:t>Tyndale Open Study Notes</w:t>
       </w:r>
     </w:p>
     <w:p>

--- a/zht/docx/100.content.docx
+++ b/zht/docx/100.content.docx
@@ -19,7 +19,7 @@
         <w:rPr>
           <w:lang w:val="zh_TW" w:bidi="zh_TW"/>
         </w:rPr>
-        <w:t>Resource: Tyndale Open Study Notes</w:t>
+        <w:t>Resource: Aquifer Open Study Notes (Themes)</w:t>
       </w:r>
       <w:r>
         <w:rPr>
@@ -112,7 +112,7 @@
         <w:rPr>
           <w:lang w:val="zh_TW" w:bidi="zh_TW"/>
         </w:rPr>
-        <w:t>Tyndale Open Study Notes</w:t>
+        <w:t>Aquifer Open Study Notes (Themes)</w:t>
       </w:r>
     </w:p>
     <w:p>

--- a/zht/docx/100.content.docx
+++ b/zht/docx/100.content.docx
@@ -233,72 +233,48 @@
         </w:rPr>
         <w:t>神將治理大地、管理萬物的重任交給第一個男人和女人，好使他們的需要得以滿足，並藉此尊榮這位創造主（</w:t>
       </w:r>
-      <w:hyperlink r:id="rId13">
-        <w:r>
-          <w:rPr>
-            <w:lang w:val="zh_TW" w:bidi="zh_TW"/>
-          </w:rPr>
-          <w:rPr>
-            <w:color w:val="0000EE"/>
-            <w:u w:val="single"/>
-          </w:rPr>
-          <w:t>創1:28–30</w:t>
-        </w:r>
-      </w:hyperlink>
+      <w:r>
+        <w:rPr>
+          <w:lang w:val="zh_TW" w:bidi="zh_TW"/>
+        </w:rPr>
+        <w:t>創1:28–30</w:t>
+      </w:r>
       <w:r>
         <w:rPr>
           <w:lang w:val="zh_TW" w:bidi="zh_TW"/>
         </w:rPr>
         <w:t>）。然而，當人類犯罪後，他們便與神、彼此以及所居住的土地分離了（</w:t>
       </w:r>
-      <w:hyperlink r:id="rId14">
-        <w:r>
-          <w:rPr>
-            <w:lang w:val="zh_TW" w:bidi="zh_TW"/>
-          </w:rPr>
-          <w:rPr>
-            <w:color w:val="0000EE"/>
-            <w:u w:val="single"/>
-          </w:rPr>
-          <w:t>3:17–19</w:t>
-        </w:r>
-      </w:hyperlink>
+      <w:r>
+        <w:rPr>
+          <w:lang w:val="zh_TW" w:bidi="zh_TW"/>
+        </w:rPr>
+        <w:t>3:17–19</w:t>
+      </w:r>
       <w:r>
         <w:rPr>
           <w:lang w:val="zh_TW" w:bidi="zh_TW"/>
         </w:rPr>
         <w:t>；見</w:t>
       </w:r>
-      <w:hyperlink r:id="rId15">
-        <w:r>
-          <w:rPr>
-            <w:lang w:val="zh_TW" w:bidi="zh_TW"/>
-          </w:rPr>
-          <w:rPr>
-            <w:color w:val="0000EE"/>
-            <w:u w:val="single"/>
-          </w:rPr>
-          <w:t>4:3–16</w:t>
-        </w:r>
-      </w:hyperlink>
+      <w:r>
+        <w:rPr>
+          <w:lang w:val="zh_TW" w:bidi="zh_TW"/>
+        </w:rPr>
+        <w:t>4:3–16</w:t>
+      </w:r>
       <w:r>
         <w:rPr>
           <w:lang w:val="zh_TW" w:bidi="zh_TW"/>
         </w:rPr>
         <w:t>；參</w:t>
       </w:r>
-      <w:hyperlink r:id="rId16">
-        <w:r>
-          <w:rPr>
-            <w:lang w:val="zh_TW" w:bidi="zh_TW"/>
-          </w:rPr>
-          <w:rPr>
-            <w:color w:val="0000EE"/>
-            <w:u w:val="single"/>
-          </w:rPr>
-          <w:t>5:29</w:t>
-        </w:r>
-      </w:hyperlink>
+      <w:r>
+        <w:rPr>
+          <w:lang w:val="zh_TW" w:bidi="zh_TW"/>
+        </w:rPr>
+        <w:t>5:29</w:t>
+      </w:r>
       <w:r>
         <w:rPr>
           <w:lang w:val="zh_TW" w:bidi="zh_TW"/>
@@ -319,90 +295,60 @@
         </w:rPr>
         <w:t>神呼召亞伯蘭憑著信心跟隨祂，並將迦南地賜給他，作他特別的家園。這片土地是神為亞伯蘭的後裔，就是祂的子民所應許的產業（</w:t>
       </w:r>
-      <w:hyperlink r:id="rId17">
-        <w:r>
-          <w:rPr>
-            <w:lang w:val="zh_TW" w:bidi="zh_TW"/>
-          </w:rPr>
-          <w:rPr>
-            <w:color w:val="0000EE"/>
-            <w:u w:val="single"/>
-          </w:rPr>
-          <w:t>創12:1–3</w:t>
-        </w:r>
-      </w:hyperlink>
+      <w:r>
+        <w:rPr>
+          <w:lang w:val="zh_TW" w:bidi="zh_TW"/>
+        </w:rPr>
+        <w:t>創12:1–3</w:t>
+      </w:r>
       <w:r>
         <w:rPr>
           <w:lang w:val="zh_TW" w:bidi="zh_TW"/>
         </w:rPr>
         <w:t>、</w:t>
       </w:r>
-      <w:hyperlink r:id="rId18">
-        <w:r>
-          <w:rPr>
-            <w:lang w:val="zh_TW" w:bidi="zh_TW"/>
-          </w:rPr>
-          <w:rPr>
-            <w:color w:val="0000EE"/>
-            <w:u w:val="single"/>
-          </w:rPr>
-          <w:t>7</w:t>
-        </w:r>
-      </w:hyperlink>
+      <w:r>
+        <w:rPr>
+          <w:lang w:val="zh_TW" w:bidi="zh_TW"/>
+        </w:rPr>
+        <w:t>7</w:t>
+      </w:r>
       <w:r>
         <w:rPr>
           <w:lang w:val="zh_TW" w:bidi="zh_TW"/>
         </w:rPr>
         <w:t>，</w:t>
       </w:r>
-      <w:hyperlink r:id="rId19">
-        <w:r>
-          <w:rPr>
-            <w:lang w:val="zh_TW" w:bidi="zh_TW"/>
-          </w:rPr>
-          <w:rPr>
-            <w:color w:val="0000EE"/>
-            <w:u w:val="single"/>
-          </w:rPr>
-          <w:t>13:14–18</w:t>
-        </w:r>
-      </w:hyperlink>
+      <w:r>
+        <w:rPr>
+          <w:lang w:val="zh_TW" w:bidi="zh_TW"/>
+        </w:rPr>
+        <w:t>13:14–18</w:t>
+      </w:r>
       <w:r>
         <w:rPr>
           <w:lang w:val="zh_TW" w:bidi="zh_TW"/>
         </w:rPr>
         <w:t>，</w:t>
       </w:r>
-      <w:hyperlink r:id="rId20">
-        <w:r>
-          <w:rPr>
-            <w:lang w:val="zh_TW" w:bidi="zh_TW"/>
-          </w:rPr>
-          <w:rPr>
-            <w:color w:val="0000EE"/>
-            <w:u w:val="single"/>
-          </w:rPr>
-          <w:t>15:7–21</w:t>
-        </w:r>
-      </w:hyperlink>
+      <w:r>
+        <w:rPr>
+          <w:lang w:val="zh_TW" w:bidi="zh_TW"/>
+        </w:rPr>
+        <w:t>15:7–21</w:t>
+      </w:r>
       <w:r>
         <w:rPr>
           <w:lang w:val="zh_TW" w:bidi="zh_TW"/>
         </w:rPr>
         <w:t>，</w:t>
       </w:r>
-      <w:hyperlink r:id="rId21">
-        <w:r>
-          <w:rPr>
-            <w:lang w:val="zh_TW" w:bidi="zh_TW"/>
-          </w:rPr>
-          <w:rPr>
-            <w:color w:val="0000EE"/>
-            <w:u w:val="single"/>
-          </w:rPr>
-          <w:t>17:7–8</w:t>
-        </w:r>
-      </w:hyperlink>
+      <w:r>
+        <w:rPr>
+          <w:lang w:val="zh_TW" w:bidi="zh_TW"/>
+        </w:rPr>
+        <w:t>17:7–8</w:t>
+      </w:r>
       <w:r>
         <w:rPr>
           <w:lang w:val="zh_TW" w:bidi="zh_TW"/>
@@ -423,54 +369,36 @@
         </w:rPr>
         <w:t>以色列人能否保住那地，取決於他們是否順服。若他們違背與神所立的盟約，就會遭遇其中的咒詛；最嚴重的咒詛就是從應許之地被趕出，被擄到外邦（</w:t>
       </w:r>
-      <w:hyperlink r:id="rId22">
-        <w:r>
-          <w:rPr>
-            <w:lang w:val="zh_TW" w:bidi="zh_TW"/>
-          </w:rPr>
-          <w:rPr>
-            <w:color w:val="0000EE"/>
-            <w:u w:val="single"/>
-          </w:rPr>
-          <w:t>利26:32–33</w:t>
-        </w:r>
-      </w:hyperlink>
+      <w:r>
+        <w:rPr>
+          <w:lang w:val="zh_TW" w:bidi="zh_TW"/>
+        </w:rPr>
+        <w:t>利26:32–33</w:t>
+      </w:r>
       <w:r>
         <w:rPr>
           <w:lang w:val="zh_TW" w:bidi="zh_TW"/>
         </w:rPr>
         <w:t>）。這事最終成為現實，因為以色列持續悖逆耶和華。神將他們交在亞述與巴比倫手中，使他們被擄。他們失去那地，神的聖殿也被仇敵毀壞（</w:t>
       </w:r>
-      <w:hyperlink r:id="rId23">
-        <w:r>
-          <w:rPr>
-            <w:lang w:val="zh_TW" w:bidi="zh_TW"/>
-          </w:rPr>
-          <w:rPr>
-            <w:color w:val="0000EE"/>
-            <w:u w:val="single"/>
-          </w:rPr>
-          <w:t>王下17:5–23</w:t>
-        </w:r>
-      </w:hyperlink>
+      <w:r>
+        <w:rPr>
+          <w:lang w:val="zh_TW" w:bidi="zh_TW"/>
+        </w:rPr>
+        <w:t>王下17:5–23</w:t>
+      </w:r>
       <w:r>
         <w:rPr>
           <w:lang w:val="zh_TW" w:bidi="zh_TW"/>
         </w:rPr>
         <w:t>，</w:t>
       </w:r>
-      <w:hyperlink r:id="rId24">
-        <w:r>
-          <w:rPr>
-            <w:lang w:val="zh_TW" w:bidi="zh_TW"/>
-          </w:rPr>
-          <w:rPr>
-            <w:color w:val="0000EE"/>
-            <w:u w:val="single"/>
-          </w:rPr>
-          <w:t>25:1–21</w:t>
-        </w:r>
-      </w:hyperlink>
+      <w:r>
+        <w:rPr>
+          <w:lang w:val="zh_TW" w:bidi="zh_TW"/>
+        </w:rPr>
+        <w:t>25:1–21</w:t>
+      </w:r>
       <w:r>
         <w:rPr>
           <w:lang w:val="zh_TW" w:bidi="zh_TW"/>
@@ -503,36 +431,24 @@
         </w:rPr>
         <w:t>」（</w:t>
       </w:r>
-      <w:hyperlink r:id="rId25">
-        <w:r>
-          <w:rPr>
-            <w:lang w:val="zh_TW" w:bidi="zh_TW"/>
-          </w:rPr>
-          <w:rPr>
-            <w:color w:val="0000EE"/>
-            <w:u w:val="single"/>
-          </w:rPr>
-          <w:t>利26:42</w:t>
-        </w:r>
-      </w:hyperlink>
+      <w:r>
+        <w:rPr>
+          <w:lang w:val="zh_TW" w:bidi="zh_TW"/>
+        </w:rPr>
+        <w:t>利26:42</w:t>
+      </w:r>
       <w:r>
         <w:rPr>
           <w:lang w:val="zh_TW" w:bidi="zh_TW"/>
         </w:rPr>
         <w:t>）。在被擄到巴比倫期間，先知耶利米和其他先知看見神將來會恢復祂的子民，並使他們回到應許之地（</w:t>
       </w:r>
-      <w:hyperlink r:id="rId26">
-        <w:r>
-          <w:rPr>
-            <w:lang w:val="zh_TW" w:bidi="zh_TW"/>
-          </w:rPr>
-          <w:rPr>
-            <w:color w:val="0000EE"/>
-            <w:u w:val="single"/>
-          </w:rPr>
-          <w:t>耶32:36–44</w:t>
-        </w:r>
-      </w:hyperlink>
+      <w:r>
+        <w:rPr>
+          <w:lang w:val="zh_TW" w:bidi="zh_TW"/>
+        </w:rPr>
+        <w:t>耶32:36–44</w:t>
+      </w:r>
       <w:r>
         <w:rPr>
           <w:lang w:val="zh_TW" w:bidi="zh_TW"/>
@@ -553,36 +469,24 @@
         </w:rPr>
         <w:t>關於土地的應許，至今仍在等待最終的實現。神計畫為祂的子民預備一個永恆的家園。神將在這個家園親自作王，以公義掌權；萬物都要順服祂的旨意。死亡與罪惡將不再存在，神子民一切的需要也都要得著滿足（</w:t>
       </w:r>
-      <w:hyperlink r:id="rId27">
-        <w:r>
-          <w:rPr>
-            <w:lang w:val="zh_TW" w:bidi="zh_TW"/>
-          </w:rPr>
-          <w:rPr>
-            <w:color w:val="0000EE"/>
-            <w:u w:val="single"/>
-          </w:rPr>
-          <w:t>來11:13–16</w:t>
-        </w:r>
-      </w:hyperlink>
+      <w:r>
+        <w:rPr>
+          <w:lang w:val="zh_TW" w:bidi="zh_TW"/>
+        </w:rPr>
+        <w:t>來11:13–16</w:t>
+      </w:r>
       <w:r>
         <w:rPr>
           <w:lang w:val="zh_TW" w:bidi="zh_TW"/>
         </w:rPr>
         <w:t>；</w:t>
       </w:r>
-      <w:hyperlink r:id="rId28">
-        <w:r>
-          <w:rPr>
-            <w:lang w:val="zh_TW" w:bidi="zh_TW"/>
-          </w:rPr>
-          <w:rPr>
-            <w:color w:val="0000EE"/>
-            <w:u w:val="single"/>
-          </w:rPr>
-          <w:t>啟21</w:t>
-        </w:r>
-      </w:hyperlink>
+      <w:r>
+        <w:rPr>
+          <w:lang w:val="zh_TW" w:bidi="zh_TW"/>
+        </w:rPr>
+        <w:t>啟21</w:t>
+      </w:r>
       <w:r>
         <w:rPr>
           <w:lang w:val="zh_TW" w:bidi="zh_TW"/>
@@ -612,300 +516,198 @@
           <w:lang w:val="zh_TW" w:bidi="zh_TW"/>
         </w:rPr>
       </w:r>
-      <w:hyperlink r:id="rId13">
-        <w:r>
-          <w:rPr>
-            <w:lang w:val="zh_TW" w:bidi="zh_TW"/>
-          </w:rPr>
-          <w:rPr>
-            <w:color w:val="0000EE"/>
-            <w:u w:val="single"/>
-          </w:rPr>
-          <w:t>創1:28–30</w:t>
-        </w:r>
-      </w:hyperlink>
+      <w:r>
+        <w:rPr>
+          <w:lang w:val="zh_TW" w:bidi="zh_TW"/>
+        </w:rPr>
+        <w:t>創1:28–30</w:t>
+      </w:r>
       <w:r>
         <w:rPr>
           <w:lang w:val="zh_TW" w:bidi="zh_TW"/>
         </w:rPr>
         <w:t>，</w:t>
       </w:r>
-      <w:hyperlink r:id="rId29">
-        <w:r>
-          <w:rPr>
-            <w:lang w:val="zh_TW" w:bidi="zh_TW"/>
-          </w:rPr>
-          <w:rPr>
-            <w:color w:val="0000EE"/>
-            <w:u w:val="single"/>
-          </w:rPr>
-          <w:t>3:15–19</w:t>
-        </w:r>
-      </w:hyperlink>
+      <w:r>
+        <w:rPr>
+          <w:lang w:val="zh_TW" w:bidi="zh_TW"/>
+        </w:rPr>
+        <w:t>3:15–19</w:t>
+      </w:r>
       <w:r>
         <w:rPr>
           <w:lang w:val="zh_TW" w:bidi="zh_TW"/>
         </w:rPr>
         <w:t>，</w:t>
       </w:r>
-      <w:hyperlink r:id="rId15">
-        <w:r>
-          <w:rPr>
-            <w:lang w:val="zh_TW" w:bidi="zh_TW"/>
-          </w:rPr>
-          <w:rPr>
-            <w:color w:val="0000EE"/>
-            <w:u w:val="single"/>
-          </w:rPr>
-          <w:t>4:3–16</w:t>
-        </w:r>
-      </w:hyperlink>
+      <w:r>
+        <w:rPr>
+          <w:lang w:val="zh_TW" w:bidi="zh_TW"/>
+        </w:rPr>
+        <w:t>4:3–16</w:t>
+      </w:r>
       <w:r>
         <w:rPr>
           <w:lang w:val="zh_TW" w:bidi="zh_TW"/>
         </w:rPr>
         <w:t>，</w:t>
       </w:r>
-      <w:hyperlink r:id="rId17">
-        <w:r>
-          <w:rPr>
-            <w:lang w:val="zh_TW" w:bidi="zh_TW"/>
-          </w:rPr>
-          <w:rPr>
-            <w:color w:val="0000EE"/>
-            <w:u w:val="single"/>
-          </w:rPr>
-          <w:t>12:1–3</w:t>
-        </w:r>
-      </w:hyperlink>
+      <w:r>
+        <w:rPr>
+          <w:lang w:val="zh_TW" w:bidi="zh_TW"/>
+        </w:rPr>
+        <w:t>12:1–3</w:t>
+      </w:r>
       <w:r>
         <w:rPr>
           <w:lang w:val="zh_TW" w:bidi="zh_TW"/>
         </w:rPr>
         <w:t>、</w:t>
       </w:r>
-      <w:hyperlink r:id="rId18">
-        <w:r>
-          <w:rPr>
-            <w:lang w:val="zh_TW" w:bidi="zh_TW"/>
-          </w:rPr>
-          <w:rPr>
-            <w:color w:val="0000EE"/>
-            <w:u w:val="single"/>
-          </w:rPr>
-          <w:t>7</w:t>
-        </w:r>
-      </w:hyperlink>
+      <w:r>
+        <w:rPr>
+          <w:lang w:val="zh_TW" w:bidi="zh_TW"/>
+        </w:rPr>
+        <w:t>7</w:t>
+      </w:r>
       <w:r>
         <w:rPr>
           <w:lang w:val="zh_TW" w:bidi="zh_TW"/>
         </w:rPr>
         <w:t>，</w:t>
       </w:r>
-      <w:hyperlink r:id="rId19">
-        <w:r>
-          <w:rPr>
-            <w:lang w:val="zh_TW" w:bidi="zh_TW"/>
-          </w:rPr>
-          <w:rPr>
-            <w:color w:val="0000EE"/>
-            <w:u w:val="single"/>
-          </w:rPr>
-          <w:t>13:14–18</w:t>
-        </w:r>
-      </w:hyperlink>
+      <w:r>
+        <w:rPr>
+          <w:lang w:val="zh_TW" w:bidi="zh_TW"/>
+        </w:rPr>
+        <w:t>13:14–18</w:t>
+      </w:r>
       <w:r>
         <w:rPr>
           <w:lang w:val="zh_TW" w:bidi="zh_TW"/>
         </w:rPr>
         <w:t>，</w:t>
       </w:r>
-      <w:hyperlink r:id="rId30">
-        <w:r>
-          <w:rPr>
-            <w:lang w:val="zh_TW" w:bidi="zh_TW"/>
-          </w:rPr>
-          <w:rPr>
-            <w:color w:val="0000EE"/>
-            <w:u w:val="single"/>
-          </w:rPr>
-          <w:t>15:1–21，</w:t>
-        </w:r>
-      </w:hyperlink>
-      <w:hyperlink r:id="rId21">
-        <w:r>
-          <w:rPr>
-            <w:lang w:val="zh_TW" w:bidi="zh_TW"/>
-          </w:rPr>
-          <w:rPr>
-            <w:color w:val="0000EE"/>
-            <w:u w:val="single"/>
-          </w:rPr>
-          <w:t>17:7–8</w:t>
-        </w:r>
-      </w:hyperlink>
+      <w:r>
+        <w:rPr>
+          <w:lang w:val="zh_TW" w:bidi="zh_TW"/>
+        </w:rPr>
+        <w:t>15:1–21，</w:t>
+      </w:r>
+      <w:r>
+        <w:rPr>
+          <w:lang w:val="zh_TW" w:bidi="zh_TW"/>
+        </w:rPr>
+        <w:t>17:7–8</w:t>
+      </w:r>
       <w:r>
         <w:rPr>
           <w:lang w:val="zh_TW" w:bidi="zh_TW"/>
         </w:rPr>
         <w:t>；</w:t>
       </w:r>
-      <w:hyperlink r:id="rId31">
-        <w:r>
-          <w:rPr>
-            <w:lang w:val="zh_TW" w:bidi="zh_TW"/>
-          </w:rPr>
-          <w:rPr>
-            <w:color w:val="0000EE"/>
-            <w:u w:val="single"/>
-          </w:rPr>
-          <w:t>出6:1–13</w:t>
-        </w:r>
-      </w:hyperlink>
+      <w:r>
+        <w:rPr>
+          <w:lang w:val="zh_TW" w:bidi="zh_TW"/>
+        </w:rPr>
+        <w:t>出6:1–13</w:t>
+      </w:r>
       <w:r>
         <w:rPr>
           <w:lang w:val="zh_TW" w:bidi="zh_TW"/>
         </w:rPr>
         <w:t>；</w:t>
       </w:r>
-      <w:hyperlink r:id="rId32">
-        <w:r>
-          <w:rPr>
-            <w:lang w:val="zh_TW" w:bidi="zh_TW"/>
-          </w:rPr>
-          <w:rPr>
-            <w:color w:val="0000EE"/>
-            <w:u w:val="single"/>
-          </w:rPr>
-          <w:t>利26:1–46</w:t>
-        </w:r>
-      </w:hyperlink>
+      <w:r>
+        <w:rPr>
+          <w:lang w:val="zh_TW" w:bidi="zh_TW"/>
+        </w:rPr>
+        <w:t>利26:1–46</w:t>
+      </w:r>
       <w:r>
         <w:rPr>
           <w:lang w:val="zh_TW" w:bidi="zh_TW"/>
         </w:rPr>
         <w:t>；</w:t>
       </w:r>
-      <w:hyperlink r:id="rId33">
-        <w:r>
-          <w:rPr>
-            <w:lang w:val="zh_TW" w:bidi="zh_TW"/>
-          </w:rPr>
-          <w:rPr>
-            <w:color w:val="0000EE"/>
-            <w:u w:val="single"/>
-          </w:rPr>
-          <w:t>王上8:22–53</w:t>
-        </w:r>
-      </w:hyperlink>
+      <w:r>
+        <w:rPr>
+          <w:lang w:val="zh_TW" w:bidi="zh_TW"/>
+        </w:rPr>
+        <w:t>王上8:22–53</w:t>
+      </w:r>
       <w:r>
         <w:rPr>
           <w:lang w:val="zh_TW" w:bidi="zh_TW"/>
         </w:rPr>
         <w:t>，</w:t>
       </w:r>
-      <w:hyperlink r:id="rId34">
-        <w:r>
-          <w:rPr>
-            <w:lang w:val="zh_TW" w:bidi="zh_TW"/>
-          </w:rPr>
-          <w:rPr>
-            <w:color w:val="0000EE"/>
-            <w:u w:val="single"/>
-          </w:rPr>
-          <w:t>9:1–9</w:t>
-        </w:r>
-      </w:hyperlink>
+      <w:r>
+        <w:rPr>
+          <w:lang w:val="zh_TW" w:bidi="zh_TW"/>
+        </w:rPr>
+        <w:t>9:1–9</w:t>
+      </w:r>
       <w:r>
         <w:rPr>
           <w:lang w:val="zh_TW" w:bidi="zh_TW"/>
         </w:rPr>
         <w:t>；</w:t>
       </w:r>
-      <w:hyperlink r:id="rId23">
-        <w:r>
-          <w:rPr>
-            <w:lang w:val="zh_TW" w:bidi="zh_TW"/>
-          </w:rPr>
-          <w:rPr>
-            <w:color w:val="0000EE"/>
-            <w:u w:val="single"/>
-          </w:rPr>
-          <w:t>王下17:5–23</w:t>
-        </w:r>
-      </w:hyperlink>
+      <w:r>
+        <w:rPr>
+          <w:lang w:val="zh_TW" w:bidi="zh_TW"/>
+        </w:rPr>
+        <w:t>王下17:5–23</w:t>
+      </w:r>
       <w:r>
         <w:rPr>
           <w:lang w:val="zh_TW" w:bidi="zh_TW"/>
         </w:rPr>
         <w:t>，</w:t>
       </w:r>
-      <w:hyperlink r:id="rId24">
-        <w:r>
-          <w:rPr>
-            <w:lang w:val="zh_TW" w:bidi="zh_TW"/>
-          </w:rPr>
-          <w:rPr>
-            <w:color w:val="0000EE"/>
-            <w:u w:val="single"/>
-          </w:rPr>
-          <w:t>25:1–21</w:t>
-        </w:r>
-      </w:hyperlink>
+      <w:r>
+        <w:rPr>
+          <w:lang w:val="zh_TW" w:bidi="zh_TW"/>
+        </w:rPr>
+        <w:t>25:1–21</w:t>
+      </w:r>
       <w:r>
         <w:rPr>
           <w:lang w:val="zh_TW" w:bidi="zh_TW"/>
         </w:rPr>
         <w:t>；</w:t>
       </w:r>
-      <w:hyperlink r:id="rId26">
-        <w:r>
-          <w:rPr>
-            <w:lang w:val="zh_TW" w:bidi="zh_TW"/>
-          </w:rPr>
-          <w:rPr>
-            <w:color w:val="0000EE"/>
-            <w:u w:val="single"/>
-          </w:rPr>
-          <w:t>耶32:36–44</w:t>
-        </w:r>
-      </w:hyperlink>
+      <w:r>
+        <w:rPr>
+          <w:lang w:val="zh_TW" w:bidi="zh_TW"/>
+        </w:rPr>
+        <w:t>耶32:36–44</w:t>
+      </w:r>
       <w:r>
         <w:rPr>
           <w:lang w:val="zh_TW" w:bidi="zh_TW"/>
         </w:rPr>
         <w:t>；</w:t>
       </w:r>
-      <w:hyperlink r:id="rId27">
-        <w:r>
-          <w:rPr>
-            <w:lang w:val="zh_TW" w:bidi="zh_TW"/>
-          </w:rPr>
-          <w:rPr>
-            <w:color w:val="0000EE"/>
-            <w:u w:val="single"/>
-          </w:rPr>
-          <w:t>來11:13–16</w:t>
-        </w:r>
-      </w:hyperlink>
+      <w:r>
+        <w:rPr>
+          <w:lang w:val="zh_TW" w:bidi="zh_TW"/>
+        </w:rPr>
+        <w:t>來11:13–16</w:t>
+      </w:r>
       <w:r>
         <w:rPr>
           <w:lang w:val="zh_TW" w:bidi="zh_TW"/>
         </w:rPr>
         <w:t>；</w:t>
       </w:r>
-      <w:hyperlink r:id="rId28">
-        <w:r>
-          <w:rPr>
-            <w:lang w:val="zh_TW" w:bidi="zh_TW"/>
-          </w:rPr>
-          <w:rPr>
-            <w:color w:val="0000EE"/>
-            <w:u w:val="single"/>
-          </w:rPr>
-          <w:t>啟21:1–27</w:t>
-        </w:r>
-      </w:hyperlink>
+      <w:r>
+        <w:rPr>
+          <w:lang w:val="zh_TW" w:bidi="zh_TW"/>
+        </w:rPr>
+        <w:t>啟21:1–27</w:t>
+      </w:r>
       <w:r>
         <w:rPr>
           <w:lang w:val="zh_TW" w:bidi="zh_TW"/>
